--- a/job-application/Clover Infotech/Moamen_Basyoni_Cover_Letter_Clover_Infotech.docx
+++ b/job-application/Clover Infotech/Moamen_Basyoni_Cover_Letter_Clover_Infotech.docx
@@ -93,7 +93,7 @@
         <w:t xml:space="preserve"> </w:t>
       </w:r>
       <w:r>
-        <w:t xml:space="preserve">is close to a direct description of what I do at Andalusia: I’m partway through migrating a platform off .NET Framework 4.5 toward modern .NET 8/9/10, and I replaced a legacy distributed-transaction workaround with Temporal Saga orchestration as part of that work. A runtime rule engine I rebuilt runs 45% faster, and an API gateway change I designed cut deployment downtime from two hours to fifteen minutes.</w:t>
+        <w:t xml:space="preserve">is close to a direct description of what I do at Andalusia: I’m partway through migrating a platform off .NET Framework 4.5 toward modern .NET 8/9/10, and I replaced a legacy distributed-transaction workaround with Temporal Saga orchestration as part of that work. A runtime rule engine I rebuilt runs 60% faster, and an API gateway change I designed cut deployment downtime from two hours to fifteen minutes.</w:t>
       </w:r>
     </w:p>
     <w:p>
